--- a/PereverzaEA_Practice_2nd-course/ПереверзаЕА_ИСР1.2_Автоматизация установки и настройки прикладного ПО и утилит под ОС Windows.docx
+++ b/PereverzaEA_Practice_2nd-course/ПереверзаЕА_ИСР1.2_Автоматизация установки и настройки прикладного ПО и утилит под ОС Windows.docx
@@ -21,47 +21,7 @@
           <w:szCs w:val="32"/>
           <w:shd w:val="clear" w:color="auto" w:fill="FFFFFF"/>
         </w:rPr>
-        <w:t>А</w:t>
-      </w:r>
-      <w:r>
-        <w:rPr>
-          <w:b/>
-          <w:bCs/>
-          <w:sz w:val="32"/>
-          <w:szCs w:val="32"/>
-          <w:shd w:val="clear" w:color="auto" w:fill="FFFFFF"/>
-        </w:rPr>
-        <w:t>втоматизаци</w:t>
-      </w:r>
-      <w:r>
-        <w:rPr>
-          <w:b/>
-          <w:bCs/>
-          <w:sz w:val="32"/>
-          <w:szCs w:val="32"/>
-          <w:shd w:val="clear" w:color="auto" w:fill="FFFFFF"/>
-        </w:rPr>
-        <w:t>я</w:t>
-      </w:r>
-      <w:r>
-        <w:rPr>
-          <w:b/>
-          <w:bCs/>
-          <w:sz w:val="32"/>
-          <w:szCs w:val="32"/>
-          <w:shd w:val="clear" w:color="auto" w:fill="FFFFFF"/>
-        </w:rPr>
-        <w:t xml:space="preserve"> установки и настройки прикладного ПО и утилит под ОС Windows</w:t>
-      </w:r>
-      <w:r>
-        <w:rPr>
-          <w:b/>
-          <w:bCs/>
-          <w:sz w:val="32"/>
-          <w:szCs w:val="32"/>
-          <w:shd w:val="clear" w:color="auto" w:fill="FFFFFF"/>
-        </w:rPr>
-        <w:t>.</w:t>
+        <w:t>Автоматизация установки и настройки прикладного ПО и утилит под ОС Windows.</w:t>
       </w:r>
     </w:p>
     <w:p>
@@ -202,21 +162,7 @@
             <w:rStyle w:val="a8"/>
             <w:shd w:val="clear" w:color="auto" w:fill="FFFFFF"/>
           </w:rPr>
-          <w:t>https://lumpics.ru/creating-system-ima</w:t>
-        </w:r>
-        <w:r>
-          <w:rPr>
-            <w:rStyle w:val="a8"/>
-            <w:shd w:val="clear" w:color="auto" w:fill="FFFFFF"/>
-          </w:rPr>
-          <w:t>g</w:t>
-        </w:r>
-        <w:r>
-          <w:rPr>
-            <w:rStyle w:val="a8"/>
-            <w:shd w:val="clear" w:color="auto" w:fill="FFFFFF"/>
-          </w:rPr>
-          <w:t>e-in-windows-11/</w:t>
+          <w:t>https://lumpics.ru/creating-system-image-in-windows-11/</w:t>
         </w:r>
       </w:hyperlink>
       <w:r>
@@ -304,7 +250,6 @@
         <w:jc w:val="both"/>
         <w:rPr>
           <w:shd w:val="clear" w:color="auto" w:fill="FFFFFF"/>
-          <w:lang w:val="en-US"/>
         </w:rPr>
       </w:pPr>
       <w:r>
@@ -552,6 +497,7 @@
       </w:pPr>
       <w:r>
         <w:rPr>
+          <w:noProof/>
           <w:sz w:val="28"/>
           <w:szCs w:val="28"/>
           <w:shd w:val="clear" w:color="auto" w:fill="FFFFFF"/>
@@ -738,6 +684,7 @@
       </w:r>
       <w:r>
         <w:rPr>
+          <w:noProof/>
           <w:sz w:val="28"/>
           <w:szCs w:val="28"/>
           <w:shd w:val="clear" w:color="auto" w:fill="FFFFFF"/>
@@ -980,6 +927,7 @@
       </w:pPr>
       <w:r>
         <w:rPr>
+          <w:noProof/>
           <w:sz w:val="28"/>
           <w:szCs w:val="28"/>
           <w:shd w:val="clear" w:color="auto" w:fill="FFFFFF"/>
@@ -1130,6 +1078,7 @@
       </w:pPr>
       <w:r>
         <w:rPr>
+          <w:noProof/>
           <w:shd w:val="clear" w:color="auto" w:fill="FFFFFF"/>
           <w:lang w:val="en-US"/>
         </w:rPr>
@@ -1271,6 +1220,7 @@
       </w:pPr>
       <w:r>
         <w:rPr>
+          <w:noProof/>
           <w:sz w:val="28"/>
           <w:szCs w:val="28"/>
           <w:shd w:val="clear" w:color="auto" w:fill="FFFFFF"/>
@@ -1330,6 +1280,30 @@
         </w:rPr>
         <w:t>В открывшемся окне будет список всех доступных команд.</w:t>
       </w:r>
+      <w:r>
+        <w:rPr>
+          <w:sz w:val="28"/>
+          <w:szCs w:val="28"/>
+          <w:shd w:val="clear" w:color="auto" w:fill="FFFFFF"/>
+        </w:rPr>
+        <w:t xml:space="preserve"> </w:t>
+      </w:r>
+      <w:r>
+        <w:rPr>
+          <w:sz w:val="28"/>
+          <w:szCs w:val="28"/>
+          <w:shd w:val="clear" w:color="auto" w:fill="FFFFFF"/>
+        </w:rPr>
+        <w:t xml:space="preserve">Если такого списка нет, то нужно искать информацию на официальном сайте </w:t>
+      </w:r>
+      <w:r>
+        <w:rPr>
+          <w:sz w:val="28"/>
+          <w:szCs w:val="28"/>
+          <w:shd w:val="clear" w:color="auto" w:fill="FFFFFF"/>
+        </w:rPr>
+        <w:t>программы.</w:t>
+      </w:r>
     </w:p>
     <w:p>
       <w:pPr>
@@ -1395,7 +1369,71 @@
           <w:szCs w:val="28"/>
           <w:shd w:val="clear" w:color="auto" w:fill="FFFFFF"/>
         </w:rPr>
-        <w:t xml:space="preserve">Для этого нужно в той же папке создать текстовый документ </w:t>
+        <w:t xml:space="preserve">Для этого </w:t>
+      </w:r>
+      <w:r>
+        <w:rPr>
+          <w:sz w:val="28"/>
+          <w:szCs w:val="28"/>
+          <w:shd w:val="clear" w:color="auto" w:fill="FFFFFF"/>
+        </w:rPr>
+        <w:t xml:space="preserve">в </w:t>
+      </w:r>
+      <w:r>
+        <w:rPr>
+          <w:sz w:val="28"/>
+          <w:szCs w:val="28"/>
+          <w:shd w:val="clear" w:color="auto" w:fill="FFFFFF"/>
+        </w:rPr>
+        <w:t>папке</w:t>
+      </w:r>
+      <w:r>
+        <w:rPr>
+          <w:sz w:val="28"/>
+          <w:szCs w:val="28"/>
+          <w:shd w:val="clear" w:color="auto" w:fill="FFFFFF"/>
+        </w:rPr>
+        <w:t>,</w:t>
+      </w:r>
+      <w:r>
+        <w:rPr>
+          <w:sz w:val="28"/>
+          <w:szCs w:val="28"/>
+          <w:shd w:val="clear" w:color="auto" w:fill="FFFFFF"/>
+        </w:rPr>
+        <w:t xml:space="preserve"> </w:t>
+      </w:r>
+      <w:r>
+        <w:rPr>
+          <w:sz w:val="28"/>
+          <w:szCs w:val="28"/>
+          <w:shd w:val="clear" w:color="auto" w:fill="FFFFFF"/>
+        </w:rPr>
+        <w:t>г</w:t>
+      </w:r>
+      <w:r>
+        <w:rPr>
+          <w:sz w:val="28"/>
+          <w:szCs w:val="28"/>
+          <w:shd w:val="clear" w:color="auto" w:fill="FFFFFF"/>
+        </w:rPr>
+        <w:t>де находится установщик</w:t>
+      </w:r>
+      <w:r>
+        <w:rPr>
+          <w:sz w:val="28"/>
+          <w:szCs w:val="28"/>
+          <w:shd w:val="clear" w:color="auto" w:fill="FFFFFF"/>
+        </w:rPr>
+        <w:t xml:space="preserve"> нужно</w:t>
+      </w:r>
+      <w:r>
+        <w:rPr>
+          <w:sz w:val="28"/>
+          <w:szCs w:val="28"/>
+          <w:shd w:val="clear" w:color="auto" w:fill="FFFFFF"/>
+        </w:rPr>
+        <w:t xml:space="preserve"> создать текстовый документ </w:t>
       </w:r>
       <w:r>
         <w:rPr>
@@ -1427,20 +1465,53 @@
           <w:szCs w:val="28"/>
           <w:shd w:val="clear" w:color="auto" w:fill="FFFFFF"/>
         </w:rPr>
-        <w:t xml:space="preserve"> команду установки.</w:t>
-      </w:r>
-    </w:p>
-    <w:p>
-      <w:pPr>
-        <w:jc w:val="both"/>
-        <w:rPr>
-          <w:sz w:val="28"/>
-          <w:szCs w:val="28"/>
-          <w:shd w:val="clear" w:color="auto" w:fill="FFFFFF"/>
-        </w:rPr>
-      </w:pPr>
-      <w:r>
-        <w:rPr>
+        <w:t xml:space="preserve"> команду</w:t>
+      </w:r>
+      <w:r>
+        <w:rPr>
+          <w:sz w:val="28"/>
+          <w:szCs w:val="28"/>
+          <w:shd w:val="clear" w:color="auto" w:fill="FFFFFF"/>
+        </w:rPr>
+        <w:t xml:space="preserve"> </w:t>
+      </w:r>
+      <w:r>
+        <w:rPr>
+          <w:sz w:val="28"/>
+          <w:szCs w:val="28"/>
+          <w:shd w:val="clear" w:color="auto" w:fill="FFFFFF"/>
+        </w:rPr>
+        <w:t>(</w:t>
+      </w:r>
+      <w:r>
+        <w:rPr>
+          <w:sz w:val="28"/>
+          <w:szCs w:val="28"/>
+          <w:shd w:val="clear" w:color="auto" w:fill="FFFFFF"/>
+        </w:rPr>
+        <w:t>путь)</w:t>
+      </w:r>
+      <w:r>
+        <w:rPr>
+          <w:sz w:val="28"/>
+          <w:szCs w:val="28"/>
+          <w:shd w:val="clear" w:color="auto" w:fill="FFFFFF"/>
+        </w:rPr>
+        <w:t xml:space="preserve"> установки.</w:t>
+      </w:r>
+    </w:p>
+    <w:p>
+      <w:pPr>
+        <w:jc w:val="both"/>
+        <w:rPr>
+          <w:sz w:val="28"/>
+          <w:szCs w:val="28"/>
+          <w:shd w:val="clear" w:color="auto" w:fill="FFFFFF"/>
+        </w:rPr>
+      </w:pPr>
+      <w:r>
+        <w:rPr>
+          <w:noProof/>
           <w:sz w:val="28"/>
           <w:szCs w:val="28"/>
           <w:shd w:val="clear" w:color="auto" w:fill="FFFFFF"/>
@@ -1529,6 +1600,7 @@
       </w:pPr>
       <w:r>
         <w:rPr>
+          <w:noProof/>
           <w:sz w:val="28"/>
           <w:szCs w:val="28"/>
           <w:shd w:val="clear" w:color="auto" w:fill="FFFFFF"/>
@@ -1578,16 +1650,48 @@
           <w:sz w:val="28"/>
           <w:szCs w:val="28"/>
           <w:shd w:val="clear" w:color="auto" w:fill="FFFFFF"/>
+        </w:rPr>
+      </w:pPr>
+      <w:r>
+        <w:rPr>
+          <w:sz w:val="28"/>
+          <w:szCs w:val="28"/>
+          <w:shd w:val="clear" w:color="auto" w:fill="FFFFFF"/>
+        </w:rPr>
+        <w:t xml:space="preserve">Далее в командной строке также переходим в папку с нашим установщиком и </w:t>
+      </w:r>
+      <w:r>
+        <w:rPr>
+          <w:sz w:val="28"/>
+          <w:szCs w:val="28"/>
+          <w:shd w:val="clear" w:color="auto" w:fill="FFFFFF"/>
           <w:lang w:val="en-US"/>
         </w:rPr>
-      </w:pPr>
-      <w:r>
-        <w:rPr>
-          <w:sz w:val="28"/>
-          <w:szCs w:val="28"/>
-          <w:shd w:val="clear" w:color="auto" w:fill="FFFFFF"/>
-        </w:rPr>
-        <w:t xml:space="preserve">Далее в командной строке также переходим в папку с нашим установщиком и </w:t>
+        <w:t>bat</w:t>
+      </w:r>
+      <w:r>
+        <w:rPr>
+          <w:sz w:val="28"/>
+          <w:szCs w:val="28"/>
+          <w:shd w:val="clear" w:color="auto" w:fill="FFFFFF"/>
+        </w:rPr>
+        <w:t xml:space="preserve"> </w:t>
+      </w:r>
+      <w:r>
+        <w:rPr>
+          <w:sz w:val="28"/>
+          <w:szCs w:val="28"/>
+          <w:shd w:val="clear" w:color="auto" w:fill="FFFFFF"/>
+        </w:rPr>
+        <w:t>файлом</w:t>
+      </w:r>
+      <w:r>
+        <w:rPr>
+          <w:sz w:val="28"/>
+          <w:szCs w:val="28"/>
+          <w:shd w:val="clear" w:color="auto" w:fill="FFFFFF"/>
+        </w:rPr>
+        <w:t xml:space="preserve"> и прописываем название </w:t>
       </w:r>
       <w:r>
         <w:rPr>
@@ -1612,15 +1716,7 @@
           <w:szCs w:val="28"/>
           <w:shd w:val="clear" w:color="auto" w:fill="FFFFFF"/>
         </w:rPr>
-        <w:t>файлом</w:t>
-      </w:r>
-      <w:r>
-        <w:rPr>
-          <w:sz w:val="28"/>
-          <w:szCs w:val="28"/>
-          <w:shd w:val="clear" w:color="auto" w:fill="FFFFFF"/>
-        </w:rPr>
-        <w:t xml:space="preserve"> и прописываем название </w:t>
+        <w:t xml:space="preserve">файла, после чего нажимаем </w:t>
       </w:r>
       <w:r>
         <w:rPr>
@@ -1629,54 +1725,30 @@
           <w:shd w:val="clear" w:color="auto" w:fill="FFFFFF"/>
           <w:lang w:val="en-US"/>
         </w:rPr>
-        <w:t>bat</w:t>
-      </w:r>
-      <w:r>
-        <w:rPr>
-          <w:sz w:val="28"/>
-          <w:szCs w:val="28"/>
-          <w:shd w:val="clear" w:color="auto" w:fill="FFFFFF"/>
-        </w:rPr>
-        <w:t xml:space="preserve"> </w:t>
-      </w:r>
-      <w:r>
-        <w:rPr>
-          <w:sz w:val="28"/>
-          <w:szCs w:val="28"/>
-          <w:shd w:val="clear" w:color="auto" w:fill="FFFFFF"/>
-        </w:rPr>
-        <w:t xml:space="preserve">файла, после чего нажимаем </w:t>
-      </w:r>
-      <w:r>
+        <w:t>enter</w:t>
+      </w:r>
+      <w:r>
+        <w:rPr>
+          <w:sz w:val="28"/>
+          <w:szCs w:val="28"/>
+          <w:shd w:val="clear" w:color="auto" w:fill="FFFFFF"/>
+        </w:rPr>
+        <w:t>.</w:t>
+      </w:r>
+    </w:p>
+    <w:p>
+      <w:pPr>
+        <w:jc w:val="both"/>
         <w:rPr>
           <w:sz w:val="28"/>
           <w:szCs w:val="28"/>
           <w:shd w:val="clear" w:color="auto" w:fill="FFFFFF"/>
           <w:lang w:val="en-US"/>
         </w:rPr>
-        <w:t>enter</w:t>
-      </w:r>
-      <w:r>
-        <w:rPr>
-          <w:sz w:val="28"/>
-          <w:szCs w:val="28"/>
-          <w:shd w:val="clear" w:color="auto" w:fill="FFFFFF"/>
-        </w:rPr>
-        <w:t>.</w:t>
-      </w:r>
-    </w:p>
-    <w:p>
-      <w:pPr>
-        <w:jc w:val="both"/>
-        <w:rPr>
-          <w:sz w:val="28"/>
-          <w:szCs w:val="28"/>
-          <w:shd w:val="clear" w:color="auto" w:fill="FFFFFF"/>
-          <w:lang w:val="en-US"/>
-        </w:rPr>
-      </w:pPr>
-      <w:r>
-        <w:rPr>
+      </w:pPr>
+      <w:r>
+        <w:rPr>
+          <w:noProof/>
           <w:sz w:val="28"/>
           <w:szCs w:val="28"/>
           <w:shd w:val="clear" w:color="auto" w:fill="FFFFFF"/>
@@ -1859,6 +1931,7 @@
       </w:pPr>
       <w:r>
         <w:rPr>
+          <w:noProof/>
           <w:sz w:val="28"/>
           <w:szCs w:val="28"/>
           <w:shd w:val="clear" w:color="auto" w:fill="FFFFFF"/>
@@ -1921,6 +1994,7 @@
           <w:szCs w:val="28"/>
           <w:shd w:val="clear" w:color="auto" w:fill="FFFFFF"/>
         </w:rPr>
+        <w:lastRenderedPageBreak/>
         <w:t>Переход на уровень ниже</w:t>
       </w:r>
       <w:r>
@@ -1962,12 +2036,12 @@
       </w:pPr>
       <w:r>
         <w:rPr>
+          <w:noProof/>
           <w:sz w:val="28"/>
           <w:szCs w:val="28"/>
           <w:shd w:val="clear" w:color="auto" w:fill="FFFFFF"/>
           <w:lang w:val="en-US"/>
         </w:rPr>
-        <w:lastRenderedPageBreak/>
         <w:drawing>
           <wp:inline distT="0" distB="0" distL="0" distR="0" wp14:anchorId="771A5BCE" wp14:editId="3894F721">
             <wp:extent cx="5285105" cy="1190914"/>
@@ -2089,6 +2163,7 @@
       </w:pPr>
       <w:r>
         <w:rPr>
+          <w:noProof/>
           <w:sz w:val="28"/>
           <w:szCs w:val="28"/>
           <w:shd w:val="clear" w:color="auto" w:fill="FFFFFF"/>
